--- a/Module_4/Homework/Francisco_Moyet_M4_ShortAnswers.docx
+++ b/Module_4/Homework/Francisco_Moyet_M4_ShortAnswers.docx
@@ -205,56 +205,6 @@
     </w:p>
     <w:p>
       <w:pPr>
-        <w:shd w:val="clear" w:color="auto" w:fill="FFFFFF"/>
-        <w:spacing w:before="100" w:beforeAutospacing="1" w:after="100" w:afterAutospacing="1" w:line="240" w:lineRule="auto"/>
-        <w:ind w:left="1095"/>
-        <w:rPr>
-          <w:rFonts w:ascii="Lato" w:eastAsia="Times New Roman" w:hAnsi="Lato" w:cs="Times New Roman"/>
-          <w:color w:val="273540"/>
-          <w:kern w:val="0"/>
-          <w14:ligatures w14:val="none"/>
-        </w:rPr>
-      </w:pPr>
-      <w:r>
-        <w:rPr>
-          <w:rFonts w:ascii="Lato" w:eastAsia="Times New Roman" w:hAnsi="Lato" w:cs="Times New Roman"/>
-          <w:color w:val="273540"/>
-          <w:kern w:val="0"/>
-          <w14:ligatures w14:val="none"/>
-        </w:rPr>
-        <w:t xml:space="preserve"> </w:t>
-      </w:r>
-      <w:r>
-        <w:rPr>
-          <w:rFonts w:ascii="Lato" w:eastAsia="Times New Roman" w:hAnsi="Lato" w:cs="Times New Roman"/>
-          <w:color w:val="273540"/>
-          <w:kern w:val="0"/>
-          <w14:ligatures w14:val="none"/>
-        </w:rPr>
-        <w:t xml:space="preserve"> the user needs to specify </w:t>
-      </w:r>
-      <w:r>
-        <w:rPr>
-          <w:rFonts w:ascii="Lato" w:eastAsia="Times New Roman" w:hAnsi="Lato" w:cs="Times New Roman"/>
-          <w:color w:val="273540"/>
-          <w:kern w:val="0"/>
-          <w14:ligatures w14:val="none"/>
-        </w:rPr>
-        <w:t>the pointer type, while new already returns a pointer to the data type.</w:t>
-      </w:r>
-      <w:r>
-        <w:rPr>
-          <w:rFonts w:ascii="Lato" w:eastAsia="Times New Roman" w:hAnsi="Lato" w:cs="Times New Roman"/>
-          <w:color w:val="273540"/>
-          <w:kern w:val="0"/>
-          <w14:ligatures w14:val="none"/>
-        </w:rPr>
-        <w:br/>
-        <w:t xml:space="preserve">While new and malloc are used to dynamically allocate memory, new is an operator that returns a pointer to the data type being stored in the dynamic memory. malloc only allocate the memory </w:t>
-      </w:r>
-    </w:p>
-    <w:p>
-      <w:pPr>
         <w:numPr>
           <w:ilvl w:val="0"/>
           <w:numId w:val="1"/>
@@ -281,6 +231,92 @@
     </w:p>
     <w:p>
       <w:pPr>
+        <w:shd w:val="clear" w:color="auto" w:fill="FFFFFF"/>
+        <w:spacing w:before="100" w:beforeAutospacing="1" w:after="100" w:afterAutospacing="1" w:line="240" w:lineRule="auto"/>
+        <w:ind w:left="1095"/>
+        <w:rPr>
+          <w:rFonts w:ascii="Lato" w:eastAsia="Times New Roman" w:hAnsi="Lato" w:cs="Times New Roman"/>
+          <w:color w:val="273540"/>
+          <w:kern w:val="0"/>
+          <w14:ligatures w14:val="none"/>
+        </w:rPr>
+      </w:pPr>
+      <w:r>
+        <w:rPr>
+          <w:rFonts w:ascii="Lato" w:eastAsia="Times New Roman" w:hAnsi="Lato" w:cs="Times New Roman"/>
+          <w:color w:val="273540"/>
+          <w:kern w:val="0"/>
+          <w14:ligatures w14:val="none"/>
+        </w:rPr>
+        <w:t>A copy constructor for a class has the following signature:</w:t>
+      </w:r>
+    </w:p>
+    <w:p>
+      <w:pPr>
+        <w:shd w:val="clear" w:color="auto" w:fill="FFFFFF"/>
+        <w:spacing w:before="100" w:beforeAutospacing="1" w:after="100" w:afterAutospacing="1" w:line="240" w:lineRule="auto"/>
+        <w:ind w:left="1095"/>
+        <w:rPr>
+          <w:rFonts w:ascii="Lato" w:eastAsia="Times New Roman" w:hAnsi="Lato" w:cs="Times New Roman"/>
+          <w:color w:val="273540"/>
+          <w:kern w:val="0"/>
+          <w14:ligatures w14:val="none"/>
+        </w:rPr>
+      </w:pPr>
+      <w:r>
+        <w:rPr>
+          <w:rFonts w:ascii="Lato" w:eastAsia="Times New Roman" w:hAnsi="Lato" w:cs="Times New Roman"/>
+          <w:color w:val="273540"/>
+          <w:kern w:val="0"/>
+          <w14:ligatures w14:val="none"/>
+        </w:rPr>
+        <w:t>&lt;Class name</w:t>
+      </w:r>
+      <w:proofErr w:type="gramStart"/>
+      <w:r>
+        <w:rPr>
+          <w:rFonts w:ascii="Lato" w:eastAsia="Times New Roman" w:hAnsi="Lato" w:cs="Times New Roman"/>
+          <w:color w:val="273540"/>
+          <w:kern w:val="0"/>
+          <w14:ligatures w14:val="none"/>
+        </w:rPr>
+        <w:t>&gt;(</w:t>
+      </w:r>
+      <w:proofErr w:type="gramEnd"/>
+      <w:r>
+        <w:rPr>
+          <w:rFonts w:ascii="Lato" w:eastAsia="Times New Roman" w:hAnsi="Lato" w:cs="Times New Roman"/>
+          <w:color w:val="273540"/>
+          <w:kern w:val="0"/>
+          <w14:ligatures w14:val="none"/>
+        </w:rPr>
+        <w:t>const &lt;Class name&gt; &amp;)</w:t>
+      </w:r>
+    </w:p>
+    <w:p>
+      <w:pPr>
+        <w:shd w:val="clear" w:color="auto" w:fill="FFFFFF"/>
+        <w:spacing w:before="100" w:beforeAutospacing="1" w:after="100" w:afterAutospacing="1" w:line="240" w:lineRule="auto"/>
+        <w:ind w:left="1095"/>
+        <w:rPr>
+          <w:rFonts w:ascii="Lato" w:eastAsia="Times New Roman" w:hAnsi="Lato" w:cs="Times New Roman"/>
+          <w:color w:val="273540"/>
+          <w:kern w:val="0"/>
+          <w14:ligatures w14:val="none"/>
+        </w:rPr>
+      </w:pPr>
+      <w:r>
+        <w:rPr>
+          <w:rFonts w:ascii="Lato" w:eastAsia="Times New Roman" w:hAnsi="Lato" w:cs="Times New Roman"/>
+          <w:color w:val="273540"/>
+          <w:kern w:val="0"/>
+          <w14:ligatures w14:val="none"/>
+        </w:rPr>
+        <w:t xml:space="preserve">where the argument is a constant reference to a class object. </w:t>
+      </w:r>
+    </w:p>
+    <w:p>
+      <w:pPr>
         <w:numPr>
           <w:ilvl w:val="0"/>
           <w:numId w:val="1"/>
@@ -307,6 +343,193 @@
     </w:p>
     <w:p>
       <w:pPr>
+        <w:pStyle w:val="ListParagraph"/>
+        <w:numPr>
+          <w:ilvl w:val="0"/>
+          <w:numId w:val="2"/>
+        </w:numPr>
+        <w:shd w:val="clear" w:color="auto" w:fill="FFFFFF"/>
+        <w:spacing w:before="100" w:beforeAutospacing="1" w:after="100" w:afterAutospacing="1" w:line="240" w:lineRule="auto"/>
+        <w:rPr>
+          <w:rFonts w:ascii="Lato" w:eastAsia="Times New Roman" w:hAnsi="Lato" w:cs="Times New Roman"/>
+          <w:color w:val="273540"/>
+          <w:kern w:val="0"/>
+          <w14:ligatures w14:val="none"/>
+        </w:rPr>
+      </w:pPr>
+      <w:r>
+        <w:rPr>
+          <w:rFonts w:ascii="Lato" w:eastAsia="Times New Roman" w:hAnsi="Lato" w:cs="Times New Roman"/>
+          <w:color w:val="273540"/>
+          <w:kern w:val="0"/>
+          <w14:ligatures w14:val="none"/>
+        </w:rPr>
+        <w:t xml:space="preserve">The overloaded assignment operator (=) must use the delete [] operator in </w:t>
+      </w:r>
+      <w:r>
+        <w:rPr>
+          <w:rFonts w:ascii="Lato" w:eastAsia="Times New Roman" w:hAnsi="Lato" w:cs="Times New Roman"/>
+          <w:color w:val="273540"/>
+          <w:kern w:val="0"/>
+          <w14:ligatures w14:val="none"/>
+        </w:rPr>
+        <w:t>the</w:t>
+      </w:r>
+      <w:r>
+        <w:rPr>
+          <w:rFonts w:ascii="Lato" w:eastAsia="Times New Roman" w:hAnsi="Lato" w:cs="Times New Roman"/>
+          <w:color w:val="273540"/>
+          <w:kern w:val="0"/>
+          <w14:ligatures w14:val="none"/>
+        </w:rPr>
+        <w:t xml:space="preserve"> function definition since </w:t>
+      </w:r>
+      <w:r>
+        <w:rPr>
+          <w:rFonts w:ascii="Lato" w:eastAsia="Times New Roman" w:hAnsi="Lato" w:cs="Times New Roman"/>
+          <w:color w:val="273540"/>
+          <w:kern w:val="0"/>
+          <w14:ligatures w14:val="none"/>
+        </w:rPr>
+        <w:t>the target object may already refer to allocated data; and the function should free former obligations.</w:t>
+      </w:r>
+      <w:r>
+        <w:rPr>
+          <w:rFonts w:ascii="Lato" w:eastAsia="Times New Roman" w:hAnsi="Lato" w:cs="Times New Roman"/>
+          <w:color w:val="273540"/>
+          <w:kern w:val="0"/>
+          <w14:ligatures w14:val="none"/>
+        </w:rPr>
+        <w:t xml:space="preserve"> In contrast the copy constructor is used for instantiation of new objects: it </w:t>
+      </w:r>
+      <w:proofErr w:type="gramStart"/>
+      <w:r>
+        <w:rPr>
+          <w:rFonts w:ascii="Lato" w:eastAsia="Times New Roman" w:hAnsi="Lato" w:cs="Times New Roman"/>
+          <w:color w:val="273540"/>
+          <w:kern w:val="0"/>
+          <w14:ligatures w14:val="none"/>
+        </w:rPr>
+        <w:t>do</w:t>
+      </w:r>
+      <w:proofErr w:type="gramEnd"/>
+      <w:r>
+        <w:rPr>
+          <w:rFonts w:ascii="Lato" w:eastAsia="Times New Roman" w:hAnsi="Lato" w:cs="Times New Roman"/>
+          <w:color w:val="273540"/>
+          <w:kern w:val="0"/>
+          <w14:ligatures w14:val="none"/>
+        </w:rPr>
+        <w:t xml:space="preserve"> not need to use the delete [] operator because the target object does not refer to allocated data.</w:t>
+      </w:r>
+    </w:p>
+    <w:p>
+      <w:pPr>
+        <w:pStyle w:val="ListParagraph"/>
+        <w:numPr>
+          <w:ilvl w:val="0"/>
+          <w:numId w:val="2"/>
+        </w:numPr>
+        <w:shd w:val="clear" w:color="auto" w:fill="FFFFFF"/>
+        <w:spacing w:before="100" w:beforeAutospacing="1" w:after="100" w:afterAutospacing="1" w:line="240" w:lineRule="auto"/>
+        <w:rPr>
+          <w:rFonts w:ascii="Lato" w:eastAsia="Times New Roman" w:hAnsi="Lato" w:cs="Times New Roman"/>
+          <w:color w:val="273540"/>
+          <w:kern w:val="0"/>
+          <w14:ligatures w14:val="none"/>
+        </w:rPr>
+      </w:pPr>
+      <w:r>
+        <w:rPr>
+          <w:rFonts w:ascii="Lato" w:eastAsia="Times New Roman" w:hAnsi="Lato" w:cs="Times New Roman"/>
+          <w:color w:val="273540"/>
+          <w:kern w:val="0"/>
+          <w14:ligatures w14:val="none"/>
+        </w:rPr>
+        <w:t xml:space="preserve">The overloaded assignment operator should protect against </w:t>
+      </w:r>
+      <w:r>
+        <w:rPr>
+          <w:rFonts w:ascii="Lato" w:eastAsia="Times New Roman" w:hAnsi="Lato" w:cs="Times New Roman"/>
+          <w:color w:val="273540"/>
+          <w:kern w:val="0"/>
+          <w14:ligatures w14:val="none"/>
+        </w:rPr>
+        <w:t xml:space="preserve">assigning </w:t>
+      </w:r>
+      <w:r>
+        <w:rPr>
+          <w:rFonts w:ascii="Lato" w:eastAsia="Times New Roman" w:hAnsi="Lato" w:cs="Times New Roman"/>
+          <w:color w:val="273540"/>
+          <w:kern w:val="0"/>
+          <w14:ligatures w14:val="none"/>
+        </w:rPr>
+        <w:t>an object to itself</w:t>
+      </w:r>
+      <w:r>
+        <w:rPr>
+          <w:rFonts w:ascii="Lato" w:eastAsia="Times New Roman" w:hAnsi="Lato" w:cs="Times New Roman"/>
+          <w:color w:val="273540"/>
+          <w:kern w:val="0"/>
+          <w14:ligatures w14:val="none"/>
+        </w:rPr>
+        <w:t>.</w:t>
+      </w:r>
+    </w:p>
+    <w:p>
+      <w:pPr>
+        <w:pStyle w:val="ListParagraph"/>
+        <w:numPr>
+          <w:ilvl w:val="0"/>
+          <w:numId w:val="2"/>
+        </w:numPr>
+        <w:shd w:val="clear" w:color="auto" w:fill="FFFFFF"/>
+        <w:spacing w:before="100" w:beforeAutospacing="1" w:after="100" w:afterAutospacing="1" w:line="240" w:lineRule="auto"/>
+        <w:rPr>
+          <w:rFonts w:ascii="Lato" w:eastAsia="Times New Roman" w:hAnsi="Lato" w:cs="Times New Roman"/>
+          <w:color w:val="273540"/>
+          <w:kern w:val="0"/>
+          <w14:ligatures w14:val="none"/>
+        </w:rPr>
+      </w:pPr>
+      <w:r>
+        <w:rPr>
+          <w:rFonts w:ascii="Lato" w:eastAsia="Times New Roman" w:hAnsi="Lato" w:cs="Times New Roman"/>
+          <w:color w:val="273540"/>
+          <w:kern w:val="0"/>
+          <w14:ligatures w14:val="none"/>
+        </w:rPr>
+        <w:t xml:space="preserve">The overloaded assignment operator returns a reference to the invoking object while the copy constructor does not have a return type. </w:t>
+      </w:r>
+    </w:p>
+    <w:p>
+      <w:pPr>
+        <w:shd w:val="clear" w:color="auto" w:fill="FFFFFF"/>
+        <w:spacing w:before="100" w:beforeAutospacing="1" w:after="100" w:afterAutospacing="1" w:line="240" w:lineRule="auto"/>
+        <w:ind w:left="1095"/>
+        <w:rPr>
+          <w:rFonts w:ascii="Lato" w:eastAsia="Times New Roman" w:hAnsi="Lato" w:cs="Times New Roman"/>
+          <w:color w:val="273540"/>
+          <w:kern w:val="0"/>
+          <w14:ligatures w14:val="none"/>
+        </w:rPr>
+      </w:pPr>
+    </w:p>
+    <w:p>
+      <w:pPr>
+        <w:shd w:val="clear" w:color="auto" w:fill="FFFFFF"/>
+        <w:spacing w:before="100" w:beforeAutospacing="1" w:after="100" w:afterAutospacing="1" w:line="240" w:lineRule="auto"/>
+        <w:ind w:left="1095"/>
+        <w:rPr>
+          <w:rFonts w:ascii="Lato" w:eastAsia="Times New Roman" w:hAnsi="Lato" w:cs="Times New Roman"/>
+          <w:color w:val="273540"/>
+          <w:kern w:val="0"/>
+          <w14:ligatures w14:val="none"/>
+        </w:rPr>
+      </w:pPr>
+    </w:p>
+    <w:p>
+      <w:pPr>
         <w:numPr>
           <w:ilvl w:val="0"/>
           <w:numId w:val="1"/>
@@ -333,6 +556,128 @@
     </w:p>
     <w:p>
       <w:pPr>
+        <w:shd w:val="clear" w:color="auto" w:fill="FFFFFF"/>
+        <w:spacing w:before="100" w:beforeAutospacing="1" w:after="100" w:afterAutospacing="1" w:line="240" w:lineRule="auto"/>
+        <w:ind w:left="1095"/>
+        <w:rPr>
+          <w:rFonts w:ascii="Lato" w:eastAsia="Times New Roman" w:hAnsi="Lato" w:cs="Times New Roman"/>
+          <w:color w:val="273540"/>
+          <w:kern w:val="0"/>
+          <w14:ligatures w14:val="none"/>
+        </w:rPr>
+      </w:pPr>
+      <w:r>
+        <w:rPr>
+          <w:rFonts w:ascii="Lato" w:eastAsia="Times New Roman" w:hAnsi="Lato" w:cs="Times New Roman"/>
+          <w:color w:val="273540"/>
+          <w:kern w:val="0"/>
+          <w14:ligatures w14:val="none"/>
+        </w:rPr>
+        <w:lastRenderedPageBreak/>
+        <w:t xml:space="preserve">The compiler uses a copy constructor </w:t>
+      </w:r>
+      <w:r>
+        <w:rPr>
+          <w:rFonts w:ascii="Lato" w:eastAsia="Times New Roman" w:hAnsi="Lato" w:cs="Times New Roman"/>
+          <w:color w:val="273540"/>
+          <w:kern w:val="0"/>
+          <w14:ligatures w14:val="none"/>
+        </w:rPr>
+        <w:t>anytime</w:t>
+      </w:r>
+      <w:r>
+        <w:rPr>
+          <w:rFonts w:ascii="Lato" w:eastAsia="Times New Roman" w:hAnsi="Lato" w:cs="Times New Roman"/>
+          <w:color w:val="273540"/>
+          <w:kern w:val="0"/>
+          <w14:ligatures w14:val="none"/>
+        </w:rPr>
+        <w:t xml:space="preserve"> the program generates a copy of an object. A </w:t>
+      </w:r>
+      <w:r>
+        <w:rPr>
+          <w:rFonts w:ascii="Lato" w:eastAsia="Times New Roman" w:hAnsi="Lato" w:cs="Times New Roman"/>
+          <w:color w:val="273540"/>
+          <w:kern w:val="0"/>
+          <w14:ligatures w14:val="none"/>
+        </w:rPr>
+        <w:t>copy constructor is used whenever a new object is created and initialized to an existing object of the same kind</w:t>
+      </w:r>
+      <w:r>
+        <w:rPr>
+          <w:rFonts w:ascii="Lato" w:eastAsia="Times New Roman" w:hAnsi="Lato" w:cs="Times New Roman"/>
+          <w:color w:val="273540"/>
+          <w:kern w:val="0"/>
+          <w14:ligatures w14:val="none"/>
+        </w:rPr>
+        <w:t>.</w:t>
+      </w:r>
+      <w:r>
+        <w:rPr>
+          <w:rFonts w:ascii="Lato" w:eastAsia="Times New Roman" w:hAnsi="Lato" w:cs="Times New Roman"/>
+          <w:color w:val="273540"/>
+          <w:kern w:val="0"/>
+          <w14:ligatures w14:val="none"/>
+        </w:rPr>
+        <w:t xml:space="preserve"> </w:t>
+      </w:r>
+      <w:r>
+        <w:rPr>
+          <w:rFonts w:ascii="Lato" w:eastAsia="Times New Roman" w:hAnsi="Lato" w:cs="Times New Roman"/>
+          <w:color w:val="273540"/>
+          <w:kern w:val="0"/>
+          <w14:ligatures w14:val="none"/>
+        </w:rPr>
+        <w:t xml:space="preserve">For example: </w:t>
+      </w:r>
+      <w:r>
+        <w:rPr>
+          <w:rFonts w:ascii="Lato" w:eastAsia="Times New Roman" w:hAnsi="Lato" w:cs="Times New Roman"/>
+          <w:color w:val="273540"/>
+          <w:kern w:val="0"/>
+          <w14:ligatures w14:val="none"/>
+        </w:rPr>
+        <w:t>when a function passes an object by value</w:t>
+      </w:r>
+      <w:r>
+        <w:rPr>
+          <w:rFonts w:ascii="Lato" w:eastAsia="Times New Roman" w:hAnsi="Lato" w:cs="Times New Roman"/>
+          <w:color w:val="273540"/>
+          <w:kern w:val="0"/>
+          <w14:ligatures w14:val="none"/>
+        </w:rPr>
+        <w:t xml:space="preserve"> or </w:t>
+      </w:r>
+      <w:r>
+        <w:rPr>
+          <w:rFonts w:ascii="Lato" w:eastAsia="Times New Roman" w:hAnsi="Lato" w:cs="Times New Roman"/>
+          <w:color w:val="273540"/>
+          <w:kern w:val="0"/>
+          <w14:ligatures w14:val="none"/>
+        </w:rPr>
+        <w:t>when a function return</w:t>
+      </w:r>
+      <w:r>
+        <w:rPr>
+          <w:rFonts w:ascii="Lato" w:eastAsia="Times New Roman" w:hAnsi="Lato" w:cs="Times New Roman"/>
+          <w:color w:val="273540"/>
+          <w:kern w:val="0"/>
+          <w14:ligatures w14:val="none"/>
+        </w:rPr>
+        <w:t>s</w:t>
+      </w:r>
+      <w:r>
+        <w:rPr>
+          <w:rFonts w:ascii="Lato" w:eastAsia="Times New Roman" w:hAnsi="Lato" w:cs="Times New Roman"/>
+          <w:color w:val="273540"/>
+          <w:kern w:val="0"/>
+          <w14:ligatures w14:val="none"/>
+        </w:rPr>
+        <w:t xml:space="preserve"> an object</w:t>
+      </w:r>
+    </w:p>
+    <w:p>
+      <w:pPr>
         <w:numPr>
           <w:ilvl w:val="0"/>
           <w:numId w:val="1"/>
@@ -355,6 +700,72 @@
           <w14:ligatures w14:val="none"/>
         </w:rPr>
         <w:t>In the dynamic array example, we apply the subscript operator to something that isn't even an array. How is this possible?</w:t>
+      </w:r>
+    </w:p>
+    <w:p>
+      <w:pPr>
+        <w:pStyle w:val="ListParagraph"/>
+        <w:numPr>
+          <w:ilvl w:val="0"/>
+          <w:numId w:val="3"/>
+        </w:numPr>
+        <w:shd w:val="clear" w:color="auto" w:fill="FFFFFF"/>
+        <w:spacing w:before="100" w:beforeAutospacing="1" w:after="100" w:afterAutospacing="1" w:line="240" w:lineRule="auto"/>
+        <w:rPr>
+          <w:rFonts w:ascii="Lato" w:eastAsia="Times New Roman" w:hAnsi="Lato" w:cs="Times New Roman"/>
+          <w:color w:val="273540"/>
+          <w:kern w:val="0"/>
+          <w14:ligatures w14:val="none"/>
+        </w:rPr>
+      </w:pPr>
+      <w:r>
+        <w:rPr>
+          <w:rFonts w:ascii="Lato" w:eastAsia="Times New Roman" w:hAnsi="Lato" w:cs="Times New Roman"/>
+          <w:color w:val="273540"/>
+          <w:kern w:val="0"/>
+          <w14:ligatures w14:val="none"/>
+        </w:rPr>
+        <w:t xml:space="preserve">Because the subscript operator [] operator was overloaded to work with the user defined data type </w:t>
+      </w:r>
+      <w:proofErr w:type="spellStart"/>
+      <w:r>
+        <w:rPr>
+          <w:rFonts w:ascii="Lato" w:eastAsia="Times New Roman" w:hAnsi="Lato" w:cs="Times New Roman"/>
+          <w:color w:val="273540"/>
+          <w:kern w:val="0"/>
+          <w14:ligatures w14:val="none"/>
+        </w:rPr>
+        <w:t>DynamicIntArray</w:t>
+      </w:r>
+      <w:proofErr w:type="spellEnd"/>
+      <w:r>
+        <w:rPr>
+          <w:rFonts w:ascii="Lato" w:eastAsia="Times New Roman" w:hAnsi="Lato" w:cs="Times New Roman"/>
+          <w:color w:val="273540"/>
+          <w:kern w:val="0"/>
+          <w14:ligatures w14:val="none"/>
+        </w:rPr>
+        <w:t xml:space="preserve">. When the user uses a subscript operator [] in a </w:t>
+      </w:r>
+      <w:proofErr w:type="spellStart"/>
+      <w:r>
+        <w:rPr>
+          <w:rFonts w:ascii="Lato" w:eastAsia="Times New Roman" w:hAnsi="Lato" w:cs="Times New Roman"/>
+          <w:color w:val="273540"/>
+          <w:kern w:val="0"/>
+          <w14:ligatures w14:val="none"/>
+        </w:rPr>
+        <w:t>DynamicIntArray</w:t>
+      </w:r>
+      <w:proofErr w:type="spellEnd"/>
+      <w:r>
+        <w:rPr>
+          <w:rFonts w:ascii="Lato" w:eastAsia="Times New Roman" w:hAnsi="Lato" w:cs="Times New Roman"/>
+          <w:color w:val="273540"/>
+          <w:kern w:val="0"/>
+          <w14:ligatures w14:val="none"/>
+        </w:rPr>
+        <w:t xml:space="preserve">, the overloaded function applies the [] operator to the ‘data’ private data member which is an int array. </w:t>
       </w:r>
     </w:p>
     <w:p/>
@@ -373,7 +784,7 @@
   <w:abstractNum w:abstractNumId="0" w15:restartNumberingAfterBreak="0">
     <w:nsid w:val="10EF6475"/>
     <w:multiLevelType w:val="multilevel"/>
-    <w:tmpl w:val="736EE424"/>
+    <w:tmpl w:val="5BC06052"/>
     <w:lvl w:ilvl="0">
       <w:start w:val="1"/>
       <w:numFmt w:val="decimal"/>
@@ -398,17 +809,16 @@
         <w:ind w:left="1440" w:hanging="360"/>
       </w:pPr>
     </w:lvl>
-    <w:lvl w:ilvl="2" w:tentative="1">
-      <w:start w:val="1"/>
-      <w:numFmt w:val="decimal"/>
-      <w:lvlText w:val="%3."/>
-      <w:lvlJc w:val="left"/>
-      <w:pPr>
-        <w:tabs>
-          <w:tab w:val="num" w:pos="2160"/>
-        </w:tabs>
+    <w:lvl w:ilvl="2">
+      <w:numFmt w:val="bullet"/>
+      <w:lvlText w:val="-"/>
+      <w:lvlJc w:val="left"/>
+      <w:pPr>
         <w:ind w:left="2160" w:hanging="360"/>
       </w:pPr>
+      <w:rPr>
+        <w:rFonts w:ascii="Lato" w:eastAsia="Times New Roman" w:hAnsi="Lato" w:cs="Times New Roman" w:hint="default"/>
+      </w:rPr>
     </w:lvl>
     <w:lvl w:ilvl="3" w:tentative="1">
       <w:start w:val="1"/>
@@ -483,8 +893,240 @@
       </w:pPr>
     </w:lvl>
   </w:abstractNum>
+  <w:abstractNum w:abstractNumId="1" w15:restartNumberingAfterBreak="0">
+    <w:nsid w:val="3049209A"/>
+    <w:multiLevelType w:val="hybridMultilevel"/>
+    <w:tmpl w:val="D04C7054"/>
+    <w:lvl w:ilvl="0" w:tplc="04090001">
+      <w:start w:val="1"/>
+      <w:numFmt w:val="bullet"/>
+      <w:lvlText w:val=""/>
+      <w:lvlJc w:val="left"/>
+      <w:pPr>
+        <w:ind w:left="1815" w:hanging="360"/>
+      </w:pPr>
+      <w:rPr>
+        <w:rFonts w:ascii="Symbol" w:hAnsi="Symbol" w:hint="default"/>
+      </w:rPr>
+    </w:lvl>
+    <w:lvl w:ilvl="1" w:tplc="04090003" w:tentative="1">
+      <w:start w:val="1"/>
+      <w:numFmt w:val="bullet"/>
+      <w:lvlText w:val="o"/>
+      <w:lvlJc w:val="left"/>
+      <w:pPr>
+        <w:ind w:left="2535" w:hanging="360"/>
+      </w:pPr>
+      <w:rPr>
+        <w:rFonts w:ascii="Courier New" w:hAnsi="Courier New" w:cs="Courier New" w:hint="default"/>
+      </w:rPr>
+    </w:lvl>
+    <w:lvl w:ilvl="2" w:tplc="04090005" w:tentative="1">
+      <w:start w:val="1"/>
+      <w:numFmt w:val="bullet"/>
+      <w:lvlText w:val=""/>
+      <w:lvlJc w:val="left"/>
+      <w:pPr>
+        <w:ind w:left="3255" w:hanging="360"/>
+      </w:pPr>
+      <w:rPr>
+        <w:rFonts w:ascii="Wingdings" w:hAnsi="Wingdings" w:hint="default"/>
+      </w:rPr>
+    </w:lvl>
+    <w:lvl w:ilvl="3" w:tplc="04090001" w:tentative="1">
+      <w:start w:val="1"/>
+      <w:numFmt w:val="bullet"/>
+      <w:lvlText w:val=""/>
+      <w:lvlJc w:val="left"/>
+      <w:pPr>
+        <w:ind w:left="3975" w:hanging="360"/>
+      </w:pPr>
+      <w:rPr>
+        <w:rFonts w:ascii="Symbol" w:hAnsi="Symbol" w:hint="default"/>
+      </w:rPr>
+    </w:lvl>
+    <w:lvl w:ilvl="4" w:tplc="04090003" w:tentative="1">
+      <w:start w:val="1"/>
+      <w:numFmt w:val="bullet"/>
+      <w:lvlText w:val="o"/>
+      <w:lvlJc w:val="left"/>
+      <w:pPr>
+        <w:ind w:left="4695" w:hanging="360"/>
+      </w:pPr>
+      <w:rPr>
+        <w:rFonts w:ascii="Courier New" w:hAnsi="Courier New" w:cs="Courier New" w:hint="default"/>
+      </w:rPr>
+    </w:lvl>
+    <w:lvl w:ilvl="5" w:tplc="04090005" w:tentative="1">
+      <w:start w:val="1"/>
+      <w:numFmt w:val="bullet"/>
+      <w:lvlText w:val=""/>
+      <w:lvlJc w:val="left"/>
+      <w:pPr>
+        <w:ind w:left="5415" w:hanging="360"/>
+      </w:pPr>
+      <w:rPr>
+        <w:rFonts w:ascii="Wingdings" w:hAnsi="Wingdings" w:hint="default"/>
+      </w:rPr>
+    </w:lvl>
+    <w:lvl w:ilvl="6" w:tplc="04090001" w:tentative="1">
+      <w:start w:val="1"/>
+      <w:numFmt w:val="bullet"/>
+      <w:lvlText w:val=""/>
+      <w:lvlJc w:val="left"/>
+      <w:pPr>
+        <w:ind w:left="6135" w:hanging="360"/>
+      </w:pPr>
+      <w:rPr>
+        <w:rFonts w:ascii="Symbol" w:hAnsi="Symbol" w:hint="default"/>
+      </w:rPr>
+    </w:lvl>
+    <w:lvl w:ilvl="7" w:tplc="04090003" w:tentative="1">
+      <w:start w:val="1"/>
+      <w:numFmt w:val="bullet"/>
+      <w:lvlText w:val="o"/>
+      <w:lvlJc w:val="left"/>
+      <w:pPr>
+        <w:ind w:left="6855" w:hanging="360"/>
+      </w:pPr>
+      <w:rPr>
+        <w:rFonts w:ascii="Courier New" w:hAnsi="Courier New" w:cs="Courier New" w:hint="default"/>
+      </w:rPr>
+    </w:lvl>
+    <w:lvl w:ilvl="8" w:tplc="04090005" w:tentative="1">
+      <w:start w:val="1"/>
+      <w:numFmt w:val="bullet"/>
+      <w:lvlText w:val=""/>
+      <w:lvlJc w:val="left"/>
+      <w:pPr>
+        <w:ind w:left="7575" w:hanging="360"/>
+      </w:pPr>
+      <w:rPr>
+        <w:rFonts w:ascii="Wingdings" w:hAnsi="Wingdings" w:hint="default"/>
+      </w:rPr>
+    </w:lvl>
+  </w:abstractNum>
+  <w:abstractNum w:abstractNumId="2" w15:restartNumberingAfterBreak="0">
+    <w:nsid w:val="40CE4E1C"/>
+    <w:multiLevelType w:val="hybridMultilevel"/>
+    <w:tmpl w:val="97A2B2C2"/>
+    <w:lvl w:ilvl="0" w:tplc="04090001">
+      <w:start w:val="1"/>
+      <w:numFmt w:val="bullet"/>
+      <w:lvlText w:val=""/>
+      <w:lvlJc w:val="left"/>
+      <w:pPr>
+        <w:ind w:left="1815" w:hanging="360"/>
+      </w:pPr>
+      <w:rPr>
+        <w:rFonts w:ascii="Symbol" w:hAnsi="Symbol" w:hint="default"/>
+      </w:rPr>
+    </w:lvl>
+    <w:lvl w:ilvl="1" w:tplc="04090003" w:tentative="1">
+      <w:start w:val="1"/>
+      <w:numFmt w:val="bullet"/>
+      <w:lvlText w:val="o"/>
+      <w:lvlJc w:val="left"/>
+      <w:pPr>
+        <w:ind w:left="2535" w:hanging="360"/>
+      </w:pPr>
+      <w:rPr>
+        <w:rFonts w:ascii="Courier New" w:hAnsi="Courier New" w:hint="default"/>
+      </w:rPr>
+    </w:lvl>
+    <w:lvl w:ilvl="2" w:tplc="04090005" w:tentative="1">
+      <w:start w:val="1"/>
+      <w:numFmt w:val="bullet"/>
+      <w:lvlText w:val=""/>
+      <w:lvlJc w:val="left"/>
+      <w:pPr>
+        <w:ind w:left="3255" w:hanging="360"/>
+      </w:pPr>
+      <w:rPr>
+        <w:rFonts w:ascii="Wingdings" w:hAnsi="Wingdings" w:hint="default"/>
+      </w:rPr>
+    </w:lvl>
+    <w:lvl w:ilvl="3" w:tplc="04090001" w:tentative="1">
+      <w:start w:val="1"/>
+      <w:numFmt w:val="bullet"/>
+      <w:lvlText w:val=""/>
+      <w:lvlJc w:val="left"/>
+      <w:pPr>
+        <w:ind w:left="3975" w:hanging="360"/>
+      </w:pPr>
+      <w:rPr>
+        <w:rFonts w:ascii="Symbol" w:hAnsi="Symbol" w:hint="default"/>
+      </w:rPr>
+    </w:lvl>
+    <w:lvl w:ilvl="4" w:tplc="04090003" w:tentative="1">
+      <w:start w:val="1"/>
+      <w:numFmt w:val="bullet"/>
+      <w:lvlText w:val="o"/>
+      <w:lvlJc w:val="left"/>
+      <w:pPr>
+        <w:ind w:left="4695" w:hanging="360"/>
+      </w:pPr>
+      <w:rPr>
+        <w:rFonts w:ascii="Courier New" w:hAnsi="Courier New" w:hint="default"/>
+      </w:rPr>
+    </w:lvl>
+    <w:lvl w:ilvl="5" w:tplc="04090005" w:tentative="1">
+      <w:start w:val="1"/>
+      <w:numFmt w:val="bullet"/>
+      <w:lvlText w:val=""/>
+      <w:lvlJc w:val="left"/>
+      <w:pPr>
+        <w:ind w:left="5415" w:hanging="360"/>
+      </w:pPr>
+      <w:rPr>
+        <w:rFonts w:ascii="Wingdings" w:hAnsi="Wingdings" w:hint="default"/>
+      </w:rPr>
+    </w:lvl>
+    <w:lvl w:ilvl="6" w:tplc="04090001" w:tentative="1">
+      <w:start w:val="1"/>
+      <w:numFmt w:val="bullet"/>
+      <w:lvlText w:val=""/>
+      <w:lvlJc w:val="left"/>
+      <w:pPr>
+        <w:ind w:left="6135" w:hanging="360"/>
+      </w:pPr>
+      <w:rPr>
+        <w:rFonts w:ascii="Symbol" w:hAnsi="Symbol" w:hint="default"/>
+      </w:rPr>
+    </w:lvl>
+    <w:lvl w:ilvl="7" w:tplc="04090003" w:tentative="1">
+      <w:start w:val="1"/>
+      <w:numFmt w:val="bullet"/>
+      <w:lvlText w:val="o"/>
+      <w:lvlJc w:val="left"/>
+      <w:pPr>
+        <w:ind w:left="6855" w:hanging="360"/>
+      </w:pPr>
+      <w:rPr>
+        <w:rFonts w:ascii="Courier New" w:hAnsi="Courier New" w:hint="default"/>
+      </w:rPr>
+    </w:lvl>
+    <w:lvl w:ilvl="8" w:tplc="04090005" w:tentative="1">
+      <w:start w:val="1"/>
+      <w:numFmt w:val="bullet"/>
+      <w:lvlText w:val=""/>
+      <w:lvlJc w:val="left"/>
+      <w:pPr>
+        <w:ind w:left="7575" w:hanging="360"/>
+      </w:pPr>
+      <w:rPr>
+        <w:rFonts w:ascii="Wingdings" w:hAnsi="Wingdings" w:hint="default"/>
+      </w:rPr>
+    </w:lvl>
+  </w:abstractNum>
   <w:num w:numId="1" w16cid:durableId="1750738143">
     <w:abstractNumId w:val="0"/>
+  </w:num>
+  <w:num w:numId="2" w16cid:durableId="268706045">
+    <w:abstractNumId w:val="2"/>
+  </w:num>
+  <w:num w:numId="3" w16cid:durableId="1973902826">
+    <w:abstractNumId w:val="1"/>
   </w:num>
 </w:numbering>
 </file>

--- a/Module_4/Homework/Francisco_Moyet_M4_ShortAnswers.docx
+++ b/Module_4/Homework/Francisco_Moyet_M4_ShortAnswers.docx
@@ -192,19 +192,6 @@
     </w:p>
     <w:p>
       <w:pPr>
-        <w:shd w:val="clear" w:color="auto" w:fill="FFFFFF"/>
-        <w:spacing w:before="100" w:beforeAutospacing="1" w:after="100" w:afterAutospacing="1" w:line="240" w:lineRule="auto"/>
-        <w:ind w:left="1095"/>
-        <w:rPr>
-          <w:rFonts w:ascii="Lato" w:eastAsia="Times New Roman" w:hAnsi="Lato" w:cs="Times New Roman"/>
-          <w:color w:val="273540"/>
-          <w:kern w:val="0"/>
-          <w14:ligatures w14:val="none"/>
-        </w:rPr>
-      </w:pPr>
-    </w:p>
-    <w:p>
-      <w:pPr>
         <w:numPr>
           <w:ilvl w:val="0"/>
           <w:numId w:val="1"/>
@@ -402,17 +389,15 @@
         </w:rPr>
         <w:t xml:space="preserve"> In contrast the copy constructor is used for instantiation of new objects: it </w:t>
       </w:r>
-      <w:proofErr w:type="gramStart"/>
-      <w:r>
-        <w:rPr>
-          <w:rFonts w:ascii="Lato" w:eastAsia="Times New Roman" w:hAnsi="Lato" w:cs="Times New Roman"/>
-          <w:color w:val="273540"/>
-          <w:kern w:val="0"/>
-          <w14:ligatures w14:val="none"/>
-        </w:rPr>
-        <w:t>do</w:t>
-      </w:r>
-      <w:proofErr w:type="gramEnd"/>
+      <w:r>
+        <w:rPr>
+          <w:rFonts w:ascii="Lato" w:eastAsia="Times New Roman" w:hAnsi="Lato" w:cs="Times New Roman"/>
+          <w:color w:val="273540"/>
+          <w:kern w:val="0"/>
+          <w14:ligatures w14:val="none"/>
+        </w:rPr>
+        <w:t>does</w:t>
+      </w:r>
       <w:r>
         <w:rPr>
           <w:rFonts w:ascii="Lato" w:eastAsia="Times New Roman" w:hAnsi="Lato" w:cs="Times New Roman"/>
@@ -475,6 +460,15 @@
         </w:rPr>
         <w:t>.</w:t>
       </w:r>
+      <w:r>
+        <w:rPr>
+          <w:rFonts w:ascii="Lato" w:eastAsia="Times New Roman" w:hAnsi="Lato" w:cs="Times New Roman"/>
+          <w:color w:val="273540"/>
+          <w:kern w:val="0"/>
+          <w14:ligatures w14:val="none"/>
+        </w:rPr>
+        <w:t xml:space="preserve"> The copy constructor does not need to do that because we are creating a new object. </w:t>
+      </w:r>
     </w:p>
     <w:p>
       <w:pPr>
@@ -504,32 +498,6 @@
     </w:p>
     <w:p>
       <w:pPr>
-        <w:shd w:val="clear" w:color="auto" w:fill="FFFFFF"/>
-        <w:spacing w:before="100" w:beforeAutospacing="1" w:after="100" w:afterAutospacing="1" w:line="240" w:lineRule="auto"/>
-        <w:ind w:left="1095"/>
-        <w:rPr>
-          <w:rFonts w:ascii="Lato" w:eastAsia="Times New Roman" w:hAnsi="Lato" w:cs="Times New Roman"/>
-          <w:color w:val="273540"/>
-          <w:kern w:val="0"/>
-          <w14:ligatures w14:val="none"/>
-        </w:rPr>
-      </w:pPr>
-    </w:p>
-    <w:p>
-      <w:pPr>
-        <w:shd w:val="clear" w:color="auto" w:fill="FFFFFF"/>
-        <w:spacing w:before="100" w:beforeAutospacing="1" w:after="100" w:afterAutospacing="1" w:line="240" w:lineRule="auto"/>
-        <w:ind w:left="1095"/>
-        <w:rPr>
-          <w:rFonts w:ascii="Lato" w:eastAsia="Times New Roman" w:hAnsi="Lato" w:cs="Times New Roman"/>
-          <w:color w:val="273540"/>
-          <w:kern w:val="0"/>
-          <w14:ligatures w14:val="none"/>
-        </w:rPr>
-      </w:pPr>
-    </w:p>
-    <w:p>
-      <w:pPr>
         <w:numPr>
           <w:ilvl w:val="0"/>
           <w:numId w:val="1"/>
@@ -573,80 +541,107 @@
           <w:kern w:val="0"/>
           <w14:ligatures w14:val="none"/>
         </w:rPr>
+        <w:t xml:space="preserve">The compiler uses a copy constructor </w:t>
+      </w:r>
+      <w:r>
+        <w:rPr>
+          <w:rFonts w:ascii="Lato" w:eastAsia="Times New Roman" w:hAnsi="Lato" w:cs="Times New Roman"/>
+          <w:color w:val="273540"/>
+          <w:kern w:val="0"/>
+          <w14:ligatures w14:val="none"/>
+        </w:rPr>
+        <w:t>anytime</w:t>
+      </w:r>
+      <w:r>
+        <w:rPr>
+          <w:rFonts w:ascii="Lato" w:eastAsia="Times New Roman" w:hAnsi="Lato" w:cs="Times New Roman"/>
+          <w:color w:val="273540"/>
+          <w:kern w:val="0"/>
+          <w14:ligatures w14:val="none"/>
+        </w:rPr>
+        <w:t xml:space="preserve"> the program generates a copy of an object. A </w:t>
+      </w:r>
+      <w:r>
+        <w:rPr>
+          <w:rFonts w:ascii="Lato" w:eastAsia="Times New Roman" w:hAnsi="Lato" w:cs="Times New Roman"/>
+          <w:color w:val="273540"/>
+          <w:kern w:val="0"/>
+          <w14:ligatures w14:val="none"/>
+        </w:rPr>
+        <w:t xml:space="preserve">copy constructor is used whenever a new object is created and initialized </w:t>
+      </w:r>
+      <w:r>
+        <w:rPr>
+          <w:rFonts w:ascii="Lato" w:eastAsia="Times New Roman" w:hAnsi="Lato" w:cs="Times New Roman"/>
+          <w:color w:val="273540"/>
+          <w:kern w:val="0"/>
+          <w14:ligatures w14:val="none"/>
+        </w:rPr>
+        <w:t xml:space="preserve">from an </w:t>
+      </w:r>
+      <w:r>
+        <w:rPr>
+          <w:rFonts w:ascii="Lato" w:eastAsia="Times New Roman" w:hAnsi="Lato" w:cs="Times New Roman"/>
+          <w:color w:val="273540"/>
+          <w:kern w:val="0"/>
+          <w14:ligatures w14:val="none"/>
+        </w:rPr>
+        <w:t>existing object of the same kind</w:t>
+      </w:r>
+      <w:r>
+        <w:rPr>
+          <w:rFonts w:ascii="Lato" w:eastAsia="Times New Roman" w:hAnsi="Lato" w:cs="Times New Roman"/>
+          <w:color w:val="273540"/>
+          <w:kern w:val="0"/>
+          <w14:ligatures w14:val="none"/>
+        </w:rPr>
+        <w:t>.</w:t>
+      </w:r>
+      <w:r>
+        <w:rPr>
+          <w:rFonts w:ascii="Lato" w:eastAsia="Times New Roman" w:hAnsi="Lato" w:cs="Times New Roman"/>
+          <w:color w:val="273540"/>
+          <w:kern w:val="0"/>
+          <w14:ligatures w14:val="none"/>
+        </w:rPr>
+        <w:t xml:space="preserve"> </w:t>
+      </w:r>
+      <w:r>
+        <w:rPr>
+          <w:rFonts w:ascii="Lato" w:eastAsia="Times New Roman" w:hAnsi="Lato" w:cs="Times New Roman"/>
+          <w:color w:val="273540"/>
+          <w:kern w:val="0"/>
+          <w14:ligatures w14:val="none"/>
+        </w:rPr>
+        <w:t xml:space="preserve">For example: </w:t>
+      </w:r>
+      <w:r>
+        <w:rPr>
+          <w:rFonts w:ascii="Lato" w:eastAsia="Times New Roman" w:hAnsi="Lato" w:cs="Times New Roman"/>
+          <w:color w:val="273540"/>
+          <w:kern w:val="0"/>
+          <w14:ligatures w14:val="none"/>
+        </w:rPr>
+        <w:t xml:space="preserve">when a </w:t>
+      </w:r>
+      <w:r>
+        <w:rPr>
+          <w:rFonts w:ascii="Lato" w:eastAsia="Times New Roman" w:hAnsi="Lato" w:cs="Times New Roman"/>
+          <w:color w:val="273540"/>
+          <w:kern w:val="0"/>
+          <w14:ligatures w14:val="none"/>
+        </w:rPr>
         <w:lastRenderedPageBreak/>
-        <w:t xml:space="preserve">The compiler uses a copy constructor </w:t>
-      </w:r>
-      <w:r>
-        <w:rPr>
-          <w:rFonts w:ascii="Lato" w:eastAsia="Times New Roman" w:hAnsi="Lato" w:cs="Times New Roman"/>
-          <w:color w:val="273540"/>
-          <w:kern w:val="0"/>
-          <w14:ligatures w14:val="none"/>
-        </w:rPr>
-        <w:t>anytime</w:t>
-      </w:r>
-      <w:r>
-        <w:rPr>
-          <w:rFonts w:ascii="Lato" w:eastAsia="Times New Roman" w:hAnsi="Lato" w:cs="Times New Roman"/>
-          <w:color w:val="273540"/>
-          <w:kern w:val="0"/>
-          <w14:ligatures w14:val="none"/>
-        </w:rPr>
-        <w:t xml:space="preserve"> the program generates a copy of an object. A </w:t>
-      </w:r>
-      <w:r>
-        <w:rPr>
-          <w:rFonts w:ascii="Lato" w:eastAsia="Times New Roman" w:hAnsi="Lato" w:cs="Times New Roman"/>
-          <w:color w:val="273540"/>
-          <w:kern w:val="0"/>
-          <w14:ligatures w14:val="none"/>
-        </w:rPr>
-        <w:t>copy constructor is used whenever a new object is created and initialized to an existing object of the same kind</w:t>
-      </w:r>
-      <w:r>
-        <w:rPr>
-          <w:rFonts w:ascii="Lato" w:eastAsia="Times New Roman" w:hAnsi="Lato" w:cs="Times New Roman"/>
-          <w:color w:val="273540"/>
-          <w:kern w:val="0"/>
-          <w14:ligatures w14:val="none"/>
-        </w:rPr>
-        <w:t>.</w:t>
-      </w:r>
-      <w:r>
-        <w:rPr>
-          <w:rFonts w:ascii="Lato" w:eastAsia="Times New Roman" w:hAnsi="Lato" w:cs="Times New Roman"/>
-          <w:color w:val="273540"/>
-          <w:kern w:val="0"/>
-          <w14:ligatures w14:val="none"/>
-        </w:rPr>
-        <w:t xml:space="preserve"> </w:t>
-      </w:r>
-      <w:r>
-        <w:rPr>
-          <w:rFonts w:ascii="Lato" w:eastAsia="Times New Roman" w:hAnsi="Lato" w:cs="Times New Roman"/>
-          <w:color w:val="273540"/>
-          <w:kern w:val="0"/>
-          <w14:ligatures w14:val="none"/>
-        </w:rPr>
-        <w:t xml:space="preserve">For example: </w:t>
-      </w:r>
-      <w:r>
-        <w:rPr>
-          <w:rFonts w:ascii="Lato" w:eastAsia="Times New Roman" w:hAnsi="Lato" w:cs="Times New Roman"/>
-          <w:color w:val="273540"/>
-          <w:kern w:val="0"/>
-          <w14:ligatures w14:val="none"/>
-        </w:rPr>
-        <w:t>when a function passes an object by value</w:t>
-      </w:r>
-      <w:r>
-        <w:rPr>
-          <w:rFonts w:ascii="Lato" w:eastAsia="Times New Roman" w:hAnsi="Lato" w:cs="Times New Roman"/>
-          <w:color w:val="273540"/>
-          <w:kern w:val="0"/>
-          <w14:ligatures w14:val="none"/>
-        </w:rPr>
-        <w:t xml:space="preserve"> or </w:t>
+        <w:t>function passes an object by value</w:t>
+      </w:r>
+      <w:r>
+        <w:rPr>
+          <w:rFonts w:ascii="Lato" w:eastAsia="Times New Roman" w:hAnsi="Lato" w:cs="Times New Roman"/>
+          <w:color w:val="273540"/>
+          <w:kern w:val="0"/>
+          <w14:ligatures w14:val="none"/>
+        </w:rPr>
+        <w:t xml:space="preserve">, </w:t>
       </w:r>
       <w:r>
         <w:rPr>
@@ -674,6 +669,15 @@
           <w14:ligatures w14:val="none"/>
         </w:rPr>
         <w:t xml:space="preserve"> an object</w:t>
+      </w:r>
+      <w:r>
+        <w:rPr>
+          <w:rFonts w:ascii="Lato" w:eastAsia="Times New Roman" w:hAnsi="Lato" w:cs="Times New Roman"/>
+          <w:color w:val="273540"/>
+          <w:kern w:val="0"/>
+          <w14:ligatures w14:val="none"/>
+        </w:rPr>
+        <w:t xml:space="preserve"> or creating a new object form another one.</w:t>
       </w:r>
     </w:p>
     <w:p>
